--- a/book/09장_왜흑자인데망하는가_샘플원고.docx
+++ b/book/09장_왜흑자인데망하는가_샘플원고.docx
@@ -152,6 +152,9 @@
         <w:gridCol w:w="6463"/>
       </w:tblGrid>
       <w:tr>
+        <w:trPr>
+          <w:cantSplit/>
+        </w:trPr>
         <w:tc>
           <w:tcPr>
             <w:tcW w:type="dxa" w:w="6463"/>
@@ -270,6 +273,9 @@
         <w:gridCol w:w="6463"/>
       </w:tblGrid>
       <w:tr>
+        <w:trPr>
+          <w:cantSplit/>
+        </w:trPr>
         <w:tc>
           <w:tcPr>
             <w:tcW w:type="dxa" w:w="6463"/>
@@ -577,6 +583,9 @@
         <w:gridCol w:w="6463"/>
       </w:tblGrid>
       <w:tr>
+        <w:trPr>
+          <w:cantSplit/>
+        </w:trPr>
         <w:tc>
           <w:tcPr>
             <w:tcW w:type="dxa" w:w="6463"/>
@@ -2006,6 +2015,9 @@
         <w:gridCol w:w="6463"/>
       </w:tblGrid>
       <w:tr>
+        <w:trPr>
+          <w:cantSplit/>
+        </w:trPr>
         <w:tc>
           <w:tcPr>
             <w:tcW w:type="dxa" w:w="6463"/>
@@ -2194,6 +2206,9 @@
         <w:gridCol w:w="6463"/>
       </w:tblGrid>
       <w:tr>
+        <w:trPr>
+          <w:cantSplit/>
+        </w:trPr>
         <w:tc>
           <w:tcPr>
             <w:tcW w:type="dxa" w:w="6463"/>
@@ -2864,6 +2879,9 @@
         <w:gridCol w:w="6463"/>
       </w:tblGrid>
       <w:tr>
+        <w:trPr>
+          <w:cantSplit/>
+        </w:trPr>
         <w:tc>
           <w:tcPr>
             <w:tcW w:type="dxa" w:w="6463"/>
@@ -4077,6 +4095,9 @@
         <w:gridCol w:w="6463"/>
       </w:tblGrid>
       <w:tr>
+        <w:trPr>
+          <w:cantSplit/>
+        </w:trPr>
         <w:tc>
           <w:tcPr>
             <w:tcW w:type="dxa" w:w="6463"/>
@@ -4223,6 +4244,9 @@
         <w:gridCol w:w="6463"/>
       </w:tblGrid>
       <w:tr>
+        <w:trPr>
+          <w:cantSplit/>
+        </w:trPr>
         <w:tc>
           <w:tcPr>
             <w:tcW w:type="dxa" w:w="6463"/>
@@ -4322,6 +4346,9 @@
         <w:gridCol w:w="6463"/>
       </w:tblGrid>
       <w:tr>
+        <w:trPr>
+          <w:cantSplit/>
+        </w:trPr>
         <w:tc>
           <w:tcPr>
             <w:tcW w:type="dxa" w:w="6463"/>
